--- a/policies/build/chapters_v2/AAC/HCO_AAC_2_v2_REWRITE_DRAFT.docx
+++ b/policies/build/chapters_v2/AAC/HCO_AAC_2_v2_REWRITE_DRAFT.docx
@@ -1637,7 +1637,19 @@
         <w:pStyle w:val="ListBullet"/>
       </w:pPr>
       <w:r>
-        <w:t xml:space="preserve">The Joint Commission, Leadership Standard LD.04.03.11 (Patient Flow) — boarding time frames not to exceed 4 hours, cited in: Boarding of Critically Ill Patients in the Emergency Department, Critical Care Medicine, 2020</w:t>
+        <w:t xml:space="preserve">The Joint Commission. (n.d.). Leadership Standard LD.04.03.11 (Patient Flow) — boarding time frames not to exceed 4 hours, as cited in Mohr, N. M., et al. (2020). Boarding of Critically Ill Patients in the Emergency Department. Critical Care Medicine, 48(8), 1180-1187. </w:t>
+      </w:r>
+      <w:hyperlink r:id="rId9">
+        <w:r>
+          <w:rPr>
+            <w:color w:val="0563C1"/>
+            <w:u w:val="single"/>
+          </w:rPr>
+          <w:t>https://pmc.ncbi.nlm.nih.gov/articles/PMC7365671/</w:t>
+        </w:r>
+      </w:hyperlink>
+      <w:r>
+        <w:t xml:space="preserve"> (official standard text is subscription-only; this links to the free, open-access journal article that cites it).</w:t>
       </w:r>
     </w:p>
     <w:p>
